--- a/plots/PRISMA_2020_flow_diagram_new_SRs_v1.docx
+++ b/plots/PRISMA_2020_flow_diagram_new_SRs_v1.docx
@@ -1128,7 +1128,7 @@
               </wp:anchor>
             </w:drawing>
           </mc:Choice>
-          <mc:Fallback xmlns:w16du="http://schemas.microsoft.com/office/word/2023/wordml/word16du" xmlns:oel="http://schemas.microsoft.com/office/2019/extlst">
+          <mc:Fallback xmlns:oel="http://schemas.microsoft.com/office/2019/extlst" xmlns:w16du="http://schemas.microsoft.com/office/word/2023/wordml/word16du">
             <w:pict>
               <v:shapetype w14:anchorId="6BAD952B" id="_x0000_t32" coordsize="21600,21600" o:spt="32" o:oned="t" path="m,l21600,21600e" filled="f">
                 <v:path arrowok="t" fillok="f" o:connecttype="none"/>
@@ -1216,7 +1216,7 @@
               </wp:anchor>
             </w:drawing>
           </mc:Choice>
-          <mc:Fallback xmlns:w16du="http://schemas.microsoft.com/office/word/2023/wordml/word16du" xmlns:oel="http://schemas.microsoft.com/office/2019/extlst">
+          <mc:Fallback xmlns:oel="http://schemas.microsoft.com/office/2019/extlst" xmlns:w16du="http://schemas.microsoft.com/office/word/2023/wordml/word16du">
             <w:pict>
               <v:shapetype w14:anchorId="662EF780" id="_x0000_t32" coordsize="21600,21600" o:spt="32" o:oned="t" path="m,l21600,21600e" filled="f">
                 <v:path arrowok="t" fillok="f" o:connecttype="none"/>
@@ -1796,7 +1796,7 @@
               </wp:anchor>
             </w:drawing>
           </mc:Choice>
-          <mc:Fallback xmlns:w16du="http://schemas.microsoft.com/office/word/2023/wordml/word16du" xmlns:oel="http://schemas.microsoft.com/office/2019/extlst">
+          <mc:Fallback xmlns:oel="http://schemas.microsoft.com/office/2019/extlst" xmlns:w16du="http://schemas.microsoft.com/office/word/2023/wordml/word16du">
             <w:pict>
               <v:shape w14:anchorId="2862978A" id="Straight Arrow Connector 15" o:spid="_x0000_s1026" type="#_x0000_t32" style="position:absolute;margin-left:193.2pt;margin-top:25.85pt;width:44.35pt;height:0;z-index:251681792;visibility:visible;mso-wrap-style:square;mso-wrap-distance-left:9pt;mso-wrap-distance-top:0;mso-wrap-distance-right:9pt;mso-wrap-distance-bottom:0;mso-position-horizontal:absolute;mso-position-horizontal-relative:text;mso-position-vertical:absolute;mso-position-vertical-relative:text" o:gfxdata="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" strokecolor="black [3213]" strokeweight=".5pt">
                 <v:stroke endarrow="block" joinstyle="miter"/>
@@ -2157,7 +2157,7 @@
               </wp:anchor>
             </w:drawing>
           </mc:Choice>
-          <mc:Fallback xmlns:w16du="http://schemas.microsoft.com/office/word/2023/wordml/word16du" xmlns:oel="http://schemas.microsoft.com/office/2019/extlst">
+          <mc:Fallback xmlns:oel="http://schemas.microsoft.com/office/2019/extlst" xmlns:w16du="http://schemas.microsoft.com/office/word/2023/wordml/word16du">
             <w:pict>
               <v:shape w14:anchorId="5A317630" id="Straight Arrow Connector 35" o:spid="_x0000_s1026" type="#_x0000_t32" style="position:absolute;margin-left:110.25pt;margin-top:7.85pt;width:0;height:22.15pt;z-index:251708416;visibility:visible;mso-wrap-style:square;mso-wrap-distance-left:9pt;mso-wrap-distance-top:0;mso-wrap-distance-right:9pt;mso-wrap-distance-bottom:0;mso-position-horizontal:absolute;mso-position-horizontal-relative:text;mso-position-vertical:absolute;mso-position-vertical-relative:text" o:gfxdata="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" strokecolor="black [3213]" strokeweight=".5pt">
                 <v:stroke endarrow="block" joinstyle="miter"/>
@@ -3097,7 +3097,7 @@
         <mc:AlternateContent>
           <mc:Choice Requires="wps">
             <w:drawing>
-              <wp:anchor distT="0" distB="0" distL="114300" distR="114300" simplePos="0" relativeHeight="251710464" behindDoc="0" locked="0" layoutInCell="1" allowOverlap="1" wp14:anchorId="3A8B276F" wp14:editId="43AEAF40">
+              <wp:anchor distT="0" distB="0" distL="114300" distR="114300" simplePos="0" relativeHeight="251710464" behindDoc="0" locked="0" layoutInCell="1" allowOverlap="1" wp14:anchorId="3A8B276F" wp14:editId="06A0B462">
                 <wp:simplePos x="0" y="0"/>
                 <wp:positionH relativeFrom="column">
                   <wp:posOffset>1409700</wp:posOffset>
@@ -3150,9 +3150,13 @@
               </wp:anchor>
             </w:drawing>
           </mc:Choice>
-          <mc:Fallback xmlns:w16du="http://schemas.microsoft.com/office/word/2023/wordml/word16du" xmlns:oel="http://schemas.microsoft.com/office/2019/extlst">
+          <mc:Fallback>
             <w:pict>
-              <v:shape w14:anchorId="4B6A5675" id="Straight Arrow Connector 36" o:spid="_x0000_s1026" type="#_x0000_t32" style="position:absolute;margin-left:111pt;margin-top:4.45pt;width:0;height:22.15pt;z-index:251710464;visibility:visible;mso-wrap-style:square;mso-wrap-distance-left:9pt;mso-wrap-distance-top:0;mso-wrap-distance-right:9pt;mso-wrap-distance-bottom:0;mso-position-horizontal:absolute;mso-position-horizontal-relative:text;mso-position-vertical:absolute;mso-position-vertical-relative:text" o:gfxdata="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" strokecolor="black [3213]" strokeweight=".5pt">
+              <v:shapetype w14:anchorId="5A65EF64" id="_x0000_t32" coordsize="21600,21600" o:spt="32" o:oned="t" path="m,l21600,21600e" filled="f">
+                <v:path arrowok="t" fillok="f" o:connecttype="none"/>
+                <o:lock v:ext="edit" shapetype="t"/>
+              </v:shapetype>
+              <v:shape id="Straight Arrow Connector 36" o:spid="_x0000_s1026" type="#_x0000_t32" style="position:absolute;margin-left:111pt;margin-top:4.45pt;width:0;height:22.15pt;z-index:251710464;visibility:visible;mso-wrap-style:square;mso-wrap-distance-left:9pt;mso-wrap-distance-top:0;mso-wrap-distance-right:9pt;mso-wrap-distance-bottom:0;mso-position-horizontal:absolute;mso-position-horizontal-relative:text;mso-position-vertical:absolute;mso-position-vertical-relative:text" o:gfxdata="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" strokecolor="black [3213]" strokeweight=".5pt">
                 <v:stroke endarrow="block" joinstyle="miter"/>
               </v:shape>
             </w:pict>
@@ -3176,7 +3180,7 @@
         <mc:AlternateContent>
           <mc:Choice Requires="wps">
             <w:drawing>
-              <wp:anchor distT="0" distB="0" distL="114300" distR="114300" simplePos="0" relativeHeight="251671552" behindDoc="0" locked="0" layoutInCell="1" allowOverlap="1" wp14:anchorId="0A6784D8" wp14:editId="255EA1B2">
+              <wp:anchor distT="0" distB="0" distL="114300" distR="114300" simplePos="0" relativeHeight="251671552" behindDoc="0" locked="0" layoutInCell="1" allowOverlap="1" wp14:anchorId="0A6784D8" wp14:editId="4833BCDA">
                 <wp:simplePos x="0" y="0"/>
                 <wp:positionH relativeFrom="column">
                   <wp:posOffset>3060700</wp:posOffset>
@@ -3700,7 +3704,7 @@
               </wp:anchor>
             </w:drawing>
           </mc:Choice>
-          <mc:Fallback xmlns:w16du="http://schemas.microsoft.com/office/word/2023/wordml/word16du" xmlns:oel="http://schemas.microsoft.com/office/2019/extlst">
+          <mc:Fallback xmlns:oel="http://schemas.microsoft.com/office/2019/extlst" xmlns:w16du="http://schemas.microsoft.com/office/word/2023/wordml/word16du">
             <w:pict>
               <v:shape w14:anchorId="2640A61B" id="Straight Arrow Connector 17" o:spid="_x0000_s1026" type="#_x0000_t32" style="position:absolute;margin-left:195pt;margin-top:23.2pt;width:44.35pt;height:0;z-index:251685888;visibility:visible;mso-wrap-style:square;mso-wrap-distance-left:9pt;mso-wrap-distance-top:0;mso-wrap-distance-right:9pt;mso-wrap-distance-bottom:0;mso-position-horizontal:absolute;mso-position-horizontal-relative:text;mso-position-vertical:absolute;mso-position-vertical-relative:text" o:gfxdata="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" strokecolor="black [3213]" strokeweight=".5pt">
                 <v:stroke endarrow="block" joinstyle="miter"/>
@@ -4058,7 +4062,7 @@
         <mc:AlternateContent>
           <mc:Choice Requires="wps">
             <w:drawing>
-              <wp:anchor distT="0" distB="0" distL="114300" distR="114300" simplePos="0" relativeHeight="251714560" behindDoc="0" locked="0" layoutInCell="1" allowOverlap="1" wp14:anchorId="31891119" wp14:editId="67AE2482">
+              <wp:anchor distT="0" distB="0" distL="114300" distR="114300" simplePos="0" relativeHeight="251714560" behindDoc="0" locked="0" layoutInCell="1" allowOverlap="1" wp14:anchorId="31891119" wp14:editId="7E5A8AF0">
                 <wp:simplePos x="0" y="0"/>
                 <wp:positionH relativeFrom="column">
                   <wp:posOffset>1400861</wp:posOffset>
@@ -4111,9 +4115,9 @@
               </wp:anchor>
             </w:drawing>
           </mc:Choice>
-          <mc:Fallback xmlns:w16du="http://schemas.microsoft.com/office/word/2023/wordml/word16du" xmlns:oel="http://schemas.microsoft.com/office/2019/extlst">
+          <mc:Fallback>
             <w:pict>
-              <v:shape w14:anchorId="2399F6D3" id="Straight Arrow Connector 19" o:spid="_x0000_s1026" type="#_x0000_t32" style="position:absolute;margin-left:110.3pt;margin-top:2.35pt;width:0;height:58.75pt;z-index:251714560;visibility:visible;mso-wrap-style:square;mso-wrap-distance-left:9pt;mso-wrap-distance-top:0;mso-wrap-distance-right:9pt;mso-wrap-distance-bottom:0;mso-position-horizontal:absolute;mso-position-horizontal-relative:text;mso-position-vertical:absolute;mso-position-vertical-relative:text" o:gfxdata="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" strokecolor="black [3213]" strokeweight=".5pt">
+              <v:shape w14:anchorId="01F61A31" id="Straight Arrow Connector 19" o:spid="_x0000_s1026" type="#_x0000_t32" style="position:absolute;margin-left:110.3pt;margin-top:2.35pt;width:0;height:58.75pt;z-index:251714560;visibility:visible;mso-wrap-style:square;mso-wrap-distance-left:9pt;mso-wrap-distance-top:0;mso-wrap-distance-right:9pt;mso-wrap-distance-bottom:0;mso-position-horizontal:absolute;mso-position-horizontal-relative:text;mso-position-vertical:absolute;mso-position-vertical-relative:text" o:gfxdata="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" strokecolor="black [3213]" strokeweight=".5pt">
                 <v:stroke endarrow="block" joinstyle="miter"/>
               </v:shape>
             </w:pict>
@@ -4147,13 +4151,292 @@
         <mc:AlternateContent>
           <mc:Choice Requires="wps">
             <w:drawing>
-              <wp:anchor distT="0" distB="0" distL="114300" distR="114300" simplePos="0" relativeHeight="251678720" behindDoc="0" locked="0" layoutInCell="1" allowOverlap="1" wp14:anchorId="2957DE69" wp14:editId="2AFC38B0">
+              <wp:anchor distT="0" distB="0" distL="114300" distR="114300" simplePos="0" relativeHeight="251724800" behindDoc="0" locked="0" layoutInCell="1" allowOverlap="1" wp14:anchorId="7FEBD80B" wp14:editId="4565DEB1">
+                <wp:simplePos x="0" y="0"/>
+                <wp:positionH relativeFrom="column">
+                  <wp:posOffset>3063764</wp:posOffset>
+                </wp:positionH>
+                <wp:positionV relativeFrom="paragraph">
+                  <wp:posOffset>161262</wp:posOffset>
+                </wp:positionV>
+                <wp:extent cx="2254250" cy="683813"/>
+                <wp:effectExtent l="0" t="0" r="12700" b="21590"/>
+                <wp:wrapNone/>
+                <wp:docPr id="21" name="Rectangle 9"/>
+                <wp:cNvGraphicFramePr/>
+                <a:graphic xmlns:a="http://schemas.openxmlformats.org/drawingml/2006/main">
+                  <a:graphicData uri="http://schemas.microsoft.com/office/word/2010/wordprocessingShape">
+                    <wps:wsp>
+                      <wps:cNvSpPr/>
+                      <wps:spPr>
+                        <a:xfrm>
+                          <a:off x="0" y="0"/>
+                          <a:ext cx="2254250" cy="683813"/>
+                        </a:xfrm>
+                        <a:prstGeom prst="rect">
+                          <a:avLst/>
+                        </a:prstGeom>
+                        <a:noFill/>
+                        <a:ln>
+                          <a:solidFill>
+                            <a:schemeClr val="tx1"/>
+                          </a:solidFill>
+                        </a:ln>
+                      </wps:spPr>
+                      <wps:style>
+                        <a:lnRef idx="2">
+                          <a:schemeClr val="accent1">
+                            <a:shade val="50000"/>
+                          </a:schemeClr>
+                        </a:lnRef>
+                        <a:fillRef idx="1">
+                          <a:schemeClr val="accent1"/>
+                        </a:fillRef>
+                        <a:effectRef idx="0">
+                          <a:schemeClr val="accent1"/>
+                        </a:effectRef>
+                        <a:fontRef idx="minor">
+                          <a:schemeClr val="lt1"/>
+                        </a:fontRef>
+                      </wps:style>
+                      <wps:txbx>
+                        <w:txbxContent>
+                          <w:p>
+                            <w:pPr>
+                              <w:spacing w:after="0" w:line="240" w:lineRule="auto"/>
+                              <w:rPr>
+                                <w:rFonts w:ascii="Arial" w:hAnsi="Arial" w:cs="Arial"/>
+                                <w:color w:val="000000" w:themeColor="text1"/>
+                                <w:sz w:val="18"/>
+                                <w:szCs w:val="20"/>
+                              </w:rPr>
+                            </w:pPr>
+                            <w:r>
+                              <w:rPr>
+                                <w:rFonts w:ascii="Arial" w:hAnsi="Arial" w:cs="Arial"/>
+                                <w:color w:val="000000" w:themeColor="text1"/>
+                                <w:sz w:val="18"/>
+                                <w:szCs w:val="20"/>
+                              </w:rPr>
+                              <w:t>Re</w:t>
+                            </w:r>
+                            <w:r>
+                              <w:rPr>
+                                <w:rFonts w:ascii="Arial" w:hAnsi="Arial" w:cs="Arial"/>
+                                <w:color w:val="000000" w:themeColor="text1"/>
+                                <w:sz w:val="18"/>
+                                <w:szCs w:val="20"/>
+                              </w:rPr>
+                              <w:t>p</w:t>
+                            </w:r>
+                            <w:r>
+                              <w:rPr>
+                                <w:rFonts w:ascii="Arial" w:hAnsi="Arial" w:cs="Arial"/>
+                                <w:color w:val="000000" w:themeColor="text1"/>
+                                <w:sz w:val="18"/>
+                                <w:szCs w:val="20"/>
+                              </w:rPr>
+                              <w:t>or</w:t>
+                            </w:r>
+                            <w:r>
+                              <w:rPr>
+                                <w:rFonts w:ascii="Arial" w:hAnsi="Arial" w:cs="Arial"/>
+                                <w:color w:val="000000" w:themeColor="text1"/>
+                                <w:sz w:val="18"/>
+                                <w:szCs w:val="20"/>
+                              </w:rPr>
+                              <w:t>t</w:t>
+                            </w:r>
+                            <w:r>
+                              <w:rPr>
+                                <w:rFonts w:ascii="Arial" w:hAnsi="Arial" w:cs="Arial"/>
+                                <w:color w:val="000000" w:themeColor="text1"/>
+                                <w:sz w:val="18"/>
+                                <w:szCs w:val="20"/>
+                              </w:rPr>
+                              <w:t>s</w:t>
+                            </w:r>
+                            <w:r>
+                              <w:rPr>
+                                <w:rFonts w:ascii="Arial" w:hAnsi="Arial" w:cs="Arial"/>
+                                <w:color w:val="000000" w:themeColor="text1"/>
+                                <w:sz w:val="18"/>
+                                <w:szCs w:val="20"/>
+                              </w:rPr>
+                              <w:t xml:space="preserve"> excluded:</w:t>
+                            </w:r>
+                          </w:p>
+                          <w:p>
+                            <w:pPr>
+                              <w:spacing w:after="0" w:line="240" w:lineRule="auto"/>
+                              <w:ind w:left="284"/>
+                              <w:rPr>
+                                <w:rFonts w:ascii="Arial" w:hAnsi="Arial" w:cs="Arial"/>
+                                <w:color w:val="000000" w:themeColor="text1"/>
+                                <w:sz w:val="18"/>
+                                <w:szCs w:val="20"/>
+                              </w:rPr>
+                            </w:pPr>
+                            <w:r>
+                              <w:rPr>
+                                <w:rFonts w:ascii="Arial" w:hAnsi="Arial" w:cs="Arial"/>
+                                <w:color w:val="000000" w:themeColor="text1"/>
+                                <w:sz w:val="18"/>
+                                <w:szCs w:val="20"/>
+                              </w:rPr>
+                              <w:t xml:space="preserve">No </w:t>
+                            </w:r>
+                            <w:r>
+                              <w:rPr>
+                                <w:rFonts w:ascii="Arial" w:hAnsi="Arial" w:cs="Arial"/>
+                                <w:color w:val="000000" w:themeColor="text1"/>
+                                <w:sz w:val="18"/>
+                                <w:szCs w:val="20"/>
+                              </w:rPr>
+                              <w:t>format group comparison (n = 6)</w:t>
+                            </w:r>
+                          </w:p>
+                        </w:txbxContent>
+                      </wps:txbx>
+                      <wps:bodyPr rot="0" spcFirstLastPara="0" vertOverflow="overflow" horzOverflow="overflow" vert="horz" wrap="square" lIns="91440" tIns="45720" rIns="91440" bIns="45720" numCol="1" spcCol="0" rtlCol="0" fromWordArt="0" anchor="ctr" anchorCtr="0" forceAA="0" compatLnSpc="1">
+                        <a:prstTxWarp prst="textNoShape">
+                          <a:avLst/>
+                        </a:prstTxWarp>
+                        <a:noAutofit/>
+                      </wps:bodyPr>
+                    </wps:wsp>
+                  </a:graphicData>
+                </a:graphic>
+                <wp14:sizeRelH relativeFrom="margin">
+                  <wp14:pctWidth>0</wp14:pctWidth>
+                </wp14:sizeRelH>
+                <wp14:sizeRelV relativeFrom="margin">
+                  <wp14:pctHeight>0</wp14:pctHeight>
+                </wp14:sizeRelV>
+              </wp:anchor>
+            </w:drawing>
+          </mc:Choice>
+          <mc:Fallback>
+            <w:pict>
+              <v:rect w14:anchorId="7FEBD80B" id="_x0000_s1037" style="position:absolute;margin-left:241.25pt;margin-top:12.7pt;width:177.5pt;height:53.85pt;z-index:251724800;visibility:visible;mso-wrap-style:square;mso-width-percent:0;mso-height-percent:0;mso-wrap-distance-left:9pt;mso-wrap-distance-top:0;mso-wrap-distance-right:9pt;mso-wrap-distance-bottom:0;mso-position-horizontal:absolute;mso-position-horizontal-relative:text;mso-position-vertical:absolute;mso-position-vertical-relative:text;mso-width-percent:0;mso-height-percent:0;mso-width-relative:margin;mso-height-relative:margin;v-text-anchor:middle" o:gfxdata="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" filled="f" strokecolor="black [3213]" strokeweight="1pt">
+                <v:textbox>
+                  <w:txbxContent>
+                    <w:p>
+                      <w:pPr>
+                        <w:spacing w:after="0" w:line="240" w:lineRule="auto"/>
+                        <w:rPr>
+                          <w:rFonts w:ascii="Arial" w:hAnsi="Arial" w:cs="Arial"/>
+                          <w:color w:val="000000" w:themeColor="text1"/>
+                          <w:sz w:val="18"/>
+                          <w:szCs w:val="20"/>
+                        </w:rPr>
+                      </w:pPr>
+                      <w:r>
+                        <w:rPr>
+                          <w:rFonts w:ascii="Arial" w:hAnsi="Arial" w:cs="Arial"/>
+                          <w:color w:val="000000" w:themeColor="text1"/>
+                          <w:sz w:val="18"/>
+                          <w:szCs w:val="20"/>
+                        </w:rPr>
+                        <w:t>Re</w:t>
+                      </w:r>
+                      <w:r>
+                        <w:rPr>
+                          <w:rFonts w:ascii="Arial" w:hAnsi="Arial" w:cs="Arial"/>
+                          <w:color w:val="000000" w:themeColor="text1"/>
+                          <w:sz w:val="18"/>
+                          <w:szCs w:val="20"/>
+                        </w:rPr>
+                        <w:t>p</w:t>
+                      </w:r>
+                      <w:r>
+                        <w:rPr>
+                          <w:rFonts w:ascii="Arial" w:hAnsi="Arial" w:cs="Arial"/>
+                          <w:color w:val="000000" w:themeColor="text1"/>
+                          <w:sz w:val="18"/>
+                          <w:szCs w:val="20"/>
+                        </w:rPr>
+                        <w:t>or</w:t>
+                      </w:r>
+                      <w:r>
+                        <w:rPr>
+                          <w:rFonts w:ascii="Arial" w:hAnsi="Arial" w:cs="Arial"/>
+                          <w:color w:val="000000" w:themeColor="text1"/>
+                          <w:sz w:val="18"/>
+                          <w:szCs w:val="20"/>
+                        </w:rPr>
+                        <w:t>t</w:t>
+                      </w:r>
+                      <w:r>
+                        <w:rPr>
+                          <w:rFonts w:ascii="Arial" w:hAnsi="Arial" w:cs="Arial"/>
+                          <w:color w:val="000000" w:themeColor="text1"/>
+                          <w:sz w:val="18"/>
+                          <w:szCs w:val="20"/>
+                        </w:rPr>
+                        <w:t>s</w:t>
+                      </w:r>
+                      <w:r>
+                        <w:rPr>
+                          <w:rFonts w:ascii="Arial" w:hAnsi="Arial" w:cs="Arial"/>
+                          <w:color w:val="000000" w:themeColor="text1"/>
+                          <w:sz w:val="18"/>
+                          <w:szCs w:val="20"/>
+                        </w:rPr>
+                        <w:t xml:space="preserve"> excluded:</w:t>
+                      </w:r>
+                    </w:p>
+                    <w:p>
+                      <w:pPr>
+                        <w:spacing w:after="0" w:line="240" w:lineRule="auto"/>
+                        <w:ind w:left="284"/>
+                        <w:rPr>
+                          <w:rFonts w:ascii="Arial" w:hAnsi="Arial" w:cs="Arial"/>
+                          <w:color w:val="000000" w:themeColor="text1"/>
+                          <w:sz w:val="18"/>
+                          <w:szCs w:val="20"/>
+                        </w:rPr>
+                      </w:pPr>
+                      <w:r>
+                        <w:rPr>
+                          <w:rFonts w:ascii="Arial" w:hAnsi="Arial" w:cs="Arial"/>
+                          <w:color w:val="000000" w:themeColor="text1"/>
+                          <w:sz w:val="18"/>
+                          <w:szCs w:val="20"/>
+                        </w:rPr>
+                        <w:t xml:space="preserve">No </w:t>
+                      </w:r>
+                      <w:r>
+                        <w:rPr>
+                          <w:rFonts w:ascii="Arial" w:hAnsi="Arial" w:cs="Arial"/>
+                          <w:color w:val="000000" w:themeColor="text1"/>
+                          <w:sz w:val="18"/>
+                          <w:szCs w:val="20"/>
+                        </w:rPr>
+                        <w:t>format group comparison (n = 6)</w:t>
+                      </w:r>
+                    </w:p>
+                  </w:txbxContent>
+                </v:textbox>
+              </v:rect>
+            </w:pict>
+          </mc:Fallback>
+        </mc:AlternateContent>
+      </w:r>
+      <w:r>
+        <w:rPr>
+          <w:noProof/>
+        </w:rPr>
+        <mc:AlternateContent>
+          <mc:Choice Requires="wps">
+            <w:drawing>
+              <wp:anchor distT="0" distB="0" distL="114300" distR="114300" simplePos="0" relativeHeight="251678720" behindDoc="0" locked="0" layoutInCell="1" allowOverlap="1" wp14:anchorId="2957DE69" wp14:editId="6886609F">
                 <wp:simplePos x="0" y="0"/>
                 <wp:positionH relativeFrom="column">
                   <wp:posOffset>540385</wp:posOffset>
                 </wp:positionH>
                 <wp:positionV relativeFrom="paragraph">
-                  <wp:posOffset>110795</wp:posOffset>
+                  <wp:posOffset>142295</wp:posOffset>
                 </wp:positionV>
                 <wp:extent cx="1887220" cy="723900"/>
                 <wp:effectExtent l="0" t="0" r="17780" b="19050"/>
@@ -4214,19 +4497,26 @@
                                 <w:sz w:val="18"/>
                                 <w:szCs w:val="20"/>
                               </w:rPr>
-                              <w:t>Studies included in review</w:t>
-                            </w:r>
-                          </w:p>
-                          <w:p>
-                            <w:pPr>
-                              <w:spacing w:after="0" w:line="240" w:lineRule="auto"/>
-                              <w:rPr>
-                                <w:rFonts w:ascii="Arial" w:hAnsi="Arial" w:cs="Arial"/>
-                                <w:color w:val="000000" w:themeColor="text1"/>
-                                <w:sz w:val="18"/>
-                                <w:szCs w:val="20"/>
-                              </w:rPr>
-                            </w:pPr>
+                              <w:t>Reports</w:t>
+                            </w:r>
+                            <w:r>
+                              <w:rPr>
+                                <w:rFonts w:ascii="Arial" w:hAnsi="Arial" w:cs="Arial"/>
+                                <w:color w:val="000000" w:themeColor="text1"/>
+                                <w:sz w:val="18"/>
+                                <w:szCs w:val="20"/>
+                              </w:rPr>
+                              <w:t xml:space="preserve"> included in </w:t>
+                            </w:r>
+                            <w:r>
+                              <w:rPr>
+                                <w:rFonts w:ascii="Arial" w:hAnsi="Arial" w:cs="Arial"/>
+                                <w:color w:val="000000" w:themeColor="text1"/>
+                                <w:sz w:val="18"/>
+                                <w:szCs w:val="20"/>
+                              </w:rPr>
+                              <w:t xml:space="preserve">data extraction </w:t>
+                            </w:r>
                             <w:r>
                               <w:rPr>
                                 <w:rFonts w:ascii="Arial" w:hAnsi="Arial" w:cs="Arial"/>
@@ -4261,7 +4551,16 @@
                                 <w:sz w:val="18"/>
                                 <w:szCs w:val="20"/>
                               </w:rPr>
-                              <w:t>106</w:t>
+                              <w:t>10</w:t>
+                            </w:r>
+                            <w:r>
+                              <w:rPr>
+                                <w:rFonts w:ascii="Arial" w:hAnsi="Arial" w:cs="Arial"/>
+                                <w:color w:val="000000" w:themeColor="text1"/>
+                                <w:sz w:val="18"/>
+                                <w:szCs w:val="20"/>
+                              </w:rPr>
+                              <w:t>7</w:t>
                             </w:r>
                             <w:r>
                               <w:rPr>
@@ -4295,7 +4594,7 @@
           </mc:Choice>
           <mc:Fallback>
             <w:pict>
-              <v:rect w14:anchorId="2957DE69" id="Rectangle 13" o:spid="_x0000_s1037" style="position:absolute;margin-left:42.55pt;margin-top:8.7pt;width:148.6pt;height:57pt;z-index:251678720;visibility:visible;mso-wrap-style:square;mso-width-percent:0;mso-height-percent:0;mso-wrap-distance-left:9pt;mso-wrap-distance-top:0;mso-wrap-distance-right:9pt;mso-wrap-distance-bottom:0;mso-position-horizontal:absolute;mso-position-horizontal-relative:text;mso-position-vertical:absolute;mso-position-vertical-relative:text;mso-width-percent:0;mso-height-percent:0;mso-width-relative:margin;mso-height-relative:margin;v-text-anchor:middle" o:gfxdata="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" filled="f" strokecolor="black [3213]" strokeweight="1pt">
+              <v:rect w14:anchorId="2957DE69" id="Rectangle 13" o:spid="_x0000_s1038" style="position:absolute;margin-left:42.55pt;margin-top:11.2pt;width:148.6pt;height:57pt;z-index:251678720;visibility:visible;mso-wrap-style:square;mso-width-percent:0;mso-height-percent:0;mso-wrap-distance-left:9pt;mso-wrap-distance-top:0;mso-wrap-distance-right:9pt;mso-wrap-distance-bottom:0;mso-position-horizontal:absolute;mso-position-horizontal-relative:text;mso-position-vertical:absolute;mso-position-vertical-relative:text;mso-width-percent:0;mso-height-percent:0;mso-width-relative:margin;mso-height-relative:margin;v-text-anchor:middle" o:gfxdata="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" filled="f" strokecolor="black [3213]" strokeweight="1pt">
                 <v:textbox>
                   <w:txbxContent>
                     <w:p>
@@ -4315,19 +4614,26 @@
                           <w:sz w:val="18"/>
                           <w:szCs w:val="20"/>
                         </w:rPr>
-                        <w:t>Studies included in review</w:t>
-                      </w:r>
-                    </w:p>
-                    <w:p>
-                      <w:pPr>
-                        <w:spacing w:after="0" w:line="240" w:lineRule="auto"/>
-                        <w:rPr>
-                          <w:rFonts w:ascii="Arial" w:hAnsi="Arial" w:cs="Arial"/>
-                          <w:color w:val="000000" w:themeColor="text1"/>
-                          <w:sz w:val="18"/>
-                          <w:szCs w:val="20"/>
-                        </w:rPr>
-                      </w:pPr>
+                        <w:t>Reports</w:t>
+                      </w:r>
+                      <w:r>
+                        <w:rPr>
+                          <w:rFonts w:ascii="Arial" w:hAnsi="Arial" w:cs="Arial"/>
+                          <w:color w:val="000000" w:themeColor="text1"/>
+                          <w:sz w:val="18"/>
+                          <w:szCs w:val="20"/>
+                        </w:rPr>
+                        <w:t xml:space="preserve"> included in </w:t>
+                      </w:r>
+                      <w:r>
+                        <w:rPr>
+                          <w:rFonts w:ascii="Arial" w:hAnsi="Arial" w:cs="Arial"/>
+                          <w:color w:val="000000" w:themeColor="text1"/>
+                          <w:sz w:val="18"/>
+                          <w:szCs w:val="20"/>
+                        </w:rPr>
+                        <w:t xml:space="preserve">data extraction </w:t>
+                      </w:r>
                       <w:r>
                         <w:rPr>
                           <w:rFonts w:ascii="Arial" w:hAnsi="Arial" w:cs="Arial"/>
@@ -4362,7 +4668,16 @@
                           <w:sz w:val="18"/>
                           <w:szCs w:val="20"/>
                         </w:rPr>
-                        <w:t>106</w:t>
+                        <w:t>10</w:t>
+                      </w:r>
+                      <w:r>
+                        <w:rPr>
+                          <w:rFonts w:ascii="Arial" w:hAnsi="Arial" w:cs="Arial"/>
+                          <w:color w:val="000000" w:themeColor="text1"/>
+                          <w:sz w:val="18"/>
+                          <w:szCs w:val="20"/>
+                        </w:rPr>
+                        <w:t>7</w:t>
                       </w:r>
                       <w:r>
                         <w:rPr>
@@ -4393,18 +4708,620 @@
         <mc:AlternateContent>
           <mc:Choice Requires="wps">
             <w:drawing>
-              <wp:anchor distT="0" distB="0" distL="114300" distR="114300" simplePos="0" relativeHeight="251705344" behindDoc="0" locked="0" layoutInCell="1" allowOverlap="1" wp14:anchorId="291789E9" wp14:editId="38637E56">
+              <wp:anchor distT="0" distB="0" distL="114300" distR="114300" simplePos="0" relativeHeight="251705344" behindDoc="0" locked="0" layoutInCell="1" allowOverlap="1" wp14:anchorId="291789E9" wp14:editId="44AE375A">
                 <wp:simplePos x="0" y="0"/>
                 <wp:positionH relativeFrom="column">
-                  <wp:posOffset>-133509</wp:posOffset>
+                  <wp:posOffset>-197512</wp:posOffset>
                 </wp:positionH>
                 <wp:positionV relativeFrom="paragraph">
-                  <wp:posOffset>170656</wp:posOffset>
+                  <wp:posOffset>210489</wp:posOffset>
+                </wp:positionV>
+                <wp:extent cx="857512" cy="262892"/>
+                <wp:effectExtent l="0" t="7620" r="11430" b="11430"/>
+                <wp:wrapNone/>
+                <wp:docPr id="33" name="Flowchart: Alternate Process 33"/>
+                <wp:cNvGraphicFramePr/>
+                <a:graphic xmlns:a="http://schemas.openxmlformats.org/drawingml/2006/main">
+                  <a:graphicData uri="http://schemas.microsoft.com/office/word/2010/wordprocessingShape">
+                    <wps:wsp>
+                      <wps:cNvSpPr/>
+                      <wps:spPr>
+                        <a:xfrm rot="16200000">
+                          <a:off x="0" y="0"/>
+                          <a:ext cx="857512" cy="262892"/>
+                        </a:xfrm>
+                        <a:prstGeom prst="flowChartAlternateProcess">
+                          <a:avLst/>
+                        </a:prstGeom>
+                        <a:solidFill>
+                          <a:schemeClr val="accent5">
+                            <a:lumMod val="60000"/>
+                            <a:lumOff val="40000"/>
+                          </a:schemeClr>
+                        </a:solidFill>
+                        <a:ln>
+                          <a:solidFill>
+                            <a:schemeClr val="tx1"/>
+                          </a:solidFill>
+                        </a:ln>
+                      </wps:spPr>
+                      <wps:style>
+                        <a:lnRef idx="2">
+                          <a:schemeClr val="accent4">
+                            <a:shade val="50000"/>
+                          </a:schemeClr>
+                        </a:lnRef>
+                        <a:fillRef idx="1">
+                          <a:schemeClr val="accent4"/>
+                        </a:fillRef>
+                        <a:effectRef idx="0">
+                          <a:schemeClr val="accent4"/>
+                        </a:effectRef>
+                        <a:fontRef idx="minor">
+                          <a:schemeClr val="lt1"/>
+                        </a:fontRef>
+                      </wps:style>
+                      <wps:txbx>
+                        <w:txbxContent>
+                          <w:p>
+                            <w:pPr>
+                              <w:spacing w:after="0" w:line="240" w:lineRule="auto"/>
+                              <w:jc w:val="center"/>
+                              <w:rPr>
+                                <w:rFonts w:ascii="Arial" w:hAnsi="Arial" w:cs="Arial"/>
+                                <w:b/>
+                                <w:color w:val="000000" w:themeColor="text1"/>
+                                <w:sz w:val="18"/>
+                                <w:szCs w:val="18"/>
+                                <w:lang w:val="de-DE"/>
+                              </w:rPr>
+                            </w:pPr>
+                            <w:proofErr w:type="spellStart"/>
+                            <w:r>
+                              <w:rPr>
+                                <w:rFonts w:ascii="Arial" w:hAnsi="Arial" w:cs="Arial"/>
+                                <w:b/>
+                                <w:color w:val="000000" w:themeColor="text1"/>
+                                <w:sz w:val="18"/>
+                                <w:szCs w:val="18"/>
+                                <w:lang w:val="de-DE"/>
+                              </w:rPr>
+                              <w:t>Extraction</w:t>
+                            </w:r>
+                            <w:proofErr w:type="spellEnd"/>
+                            <w:r>
+                              <w:rPr>
+                                <w:rFonts w:ascii="Arial" w:hAnsi="Arial" w:cs="Arial"/>
+                                <w:b/>
+                                <w:color w:val="000000" w:themeColor="text1"/>
+                                <w:sz w:val="18"/>
+                                <w:szCs w:val="18"/>
+                                <w:lang w:val="de-DE"/>
+                              </w:rPr>
+                              <w:t xml:space="preserve"> </w:t>
+                            </w:r>
+                            <w:proofErr w:type="spellStart"/>
+                            <w:r>
+                              <w:rPr>
+                                <w:rFonts w:ascii="Arial" w:hAnsi="Arial" w:cs="Arial"/>
+                                <w:b/>
+                                <w:color w:val="000000" w:themeColor="text1"/>
+                                <w:sz w:val="18"/>
+                                <w:szCs w:val="18"/>
+                                <w:lang w:val="de-DE"/>
+                              </w:rPr>
+                              <w:t>Extraction</w:t>
+                            </w:r>
+                            <w:proofErr w:type="spellEnd"/>
+                          </w:p>
+                          <w:p>
+                            <w:pPr>
+                              <w:spacing w:after="0" w:line="240" w:lineRule="auto"/>
+                              <w:jc w:val="center"/>
+                              <w:rPr>
+                                <w:rFonts w:ascii="Arial" w:hAnsi="Arial" w:cs="Arial"/>
+                                <w:b/>
+                                <w:color w:val="000000" w:themeColor="text1"/>
+                                <w:sz w:val="18"/>
+                                <w:szCs w:val="18"/>
+                                <w:lang w:val="de-DE"/>
+                              </w:rPr>
+                            </w:pPr>
+                          </w:p>
+                        </w:txbxContent>
+                      </wps:txbx>
+                      <wps:bodyPr rot="0" spcFirstLastPara="0" vertOverflow="overflow" horzOverflow="overflow" vert="horz" wrap="square" lIns="91440" tIns="45720" rIns="91440" bIns="45720" numCol="1" spcCol="0" rtlCol="0" fromWordArt="0" anchor="ctr" anchorCtr="0" forceAA="0" compatLnSpc="1">
+                        <a:prstTxWarp prst="textNoShape">
+                          <a:avLst/>
+                        </a:prstTxWarp>
+                        <a:noAutofit/>
+                      </wps:bodyPr>
+                    </wps:wsp>
+                  </a:graphicData>
+                </a:graphic>
+                <wp14:sizeRelH relativeFrom="margin">
+                  <wp14:pctWidth>0</wp14:pctWidth>
+                </wp14:sizeRelH>
+                <wp14:sizeRelV relativeFrom="margin">
+                  <wp14:pctHeight>0</wp14:pctHeight>
+                </wp14:sizeRelV>
+              </wp:anchor>
+            </w:drawing>
+          </mc:Choice>
+          <mc:Fallback>
+            <w:pict>
+              <v:shape w14:anchorId="291789E9" id="Flowchart: Alternate Process 33" o:spid="_x0000_s1039" type="#_x0000_t176" style="position:absolute;margin-left:-15.55pt;margin-top:16.55pt;width:67.5pt;height:20.7pt;rotation:-90;z-index:251705344;visibility:visible;mso-wrap-style:square;mso-width-percent:0;mso-height-percent:0;mso-wrap-distance-left:9pt;mso-wrap-distance-top:0;mso-wrap-distance-right:9pt;mso-wrap-distance-bottom:0;mso-position-horizontal:absolute;mso-position-horizontal-relative:text;mso-position-vertical:absolute;mso-position-vertical-relative:text;mso-width-percent:0;mso-height-percent:0;mso-width-relative:margin;mso-height-relative:margin;v-text-anchor:middle" o:gfxdata="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" fillcolor="#9cc2e5 [1944]" strokecolor="black [3213]" strokeweight="1pt">
+                <v:textbox>
+                  <w:txbxContent>
+                    <w:p>
+                      <w:pPr>
+                        <w:spacing w:after="0" w:line="240" w:lineRule="auto"/>
+                        <w:jc w:val="center"/>
+                        <w:rPr>
+                          <w:rFonts w:ascii="Arial" w:hAnsi="Arial" w:cs="Arial"/>
+                          <w:b/>
+                          <w:color w:val="000000" w:themeColor="text1"/>
+                          <w:sz w:val="18"/>
+                          <w:szCs w:val="18"/>
+                          <w:lang w:val="de-DE"/>
+                        </w:rPr>
+                      </w:pPr>
+                      <w:proofErr w:type="spellStart"/>
+                      <w:r>
+                        <w:rPr>
+                          <w:rFonts w:ascii="Arial" w:hAnsi="Arial" w:cs="Arial"/>
+                          <w:b/>
+                          <w:color w:val="000000" w:themeColor="text1"/>
+                          <w:sz w:val="18"/>
+                          <w:szCs w:val="18"/>
+                          <w:lang w:val="de-DE"/>
+                        </w:rPr>
+                        <w:t>Extraction</w:t>
+                      </w:r>
+                      <w:proofErr w:type="spellEnd"/>
+                      <w:r>
+                        <w:rPr>
+                          <w:rFonts w:ascii="Arial" w:hAnsi="Arial" w:cs="Arial"/>
+                          <w:b/>
+                          <w:color w:val="000000" w:themeColor="text1"/>
+                          <w:sz w:val="18"/>
+                          <w:szCs w:val="18"/>
+                          <w:lang w:val="de-DE"/>
+                        </w:rPr>
+                        <w:t xml:space="preserve"> </w:t>
+                      </w:r>
+                      <w:proofErr w:type="spellStart"/>
+                      <w:r>
+                        <w:rPr>
+                          <w:rFonts w:ascii="Arial" w:hAnsi="Arial" w:cs="Arial"/>
+                          <w:b/>
+                          <w:color w:val="000000" w:themeColor="text1"/>
+                          <w:sz w:val="18"/>
+                          <w:szCs w:val="18"/>
+                          <w:lang w:val="de-DE"/>
+                        </w:rPr>
+                        <w:t>Extraction</w:t>
+                      </w:r>
+                      <w:proofErr w:type="spellEnd"/>
+                    </w:p>
+                    <w:p>
+                      <w:pPr>
+                        <w:spacing w:after="0" w:line="240" w:lineRule="auto"/>
+                        <w:jc w:val="center"/>
+                        <w:rPr>
+                          <w:rFonts w:ascii="Arial" w:hAnsi="Arial" w:cs="Arial"/>
+                          <w:b/>
+                          <w:color w:val="000000" w:themeColor="text1"/>
+                          <w:sz w:val="18"/>
+                          <w:szCs w:val="18"/>
+                          <w:lang w:val="de-DE"/>
+                        </w:rPr>
+                      </w:pPr>
+                    </w:p>
+                  </w:txbxContent>
+                </v:textbox>
+              </v:shape>
+            </w:pict>
+          </mc:Fallback>
+        </mc:AlternateContent>
+      </w:r>
+    </w:p>
+    <w:p>
+      <w:pPr>
+        <w:spacing w:after="0" w:line="240" w:lineRule="auto"/>
+      </w:pPr>
+    </w:p>
+    <w:p>
+      <w:pPr>
+        <w:spacing w:after="0" w:line="240" w:lineRule="auto"/>
+      </w:pPr>
+      <w:r>
+        <w:rPr>
+          <w:noProof/>
+        </w:rPr>
+        <mc:AlternateContent>
+          <mc:Choice Requires="wps">
+            <w:drawing>
+              <wp:anchor distT="0" distB="0" distL="114300" distR="114300" simplePos="0" relativeHeight="251722752" behindDoc="0" locked="0" layoutInCell="1" allowOverlap="1" wp14:anchorId="59AE89FC" wp14:editId="090E13B3">
+                <wp:simplePos x="0" y="0"/>
+                <wp:positionH relativeFrom="column">
+                  <wp:posOffset>2448781</wp:posOffset>
+                </wp:positionH>
+                <wp:positionV relativeFrom="paragraph">
+                  <wp:posOffset>21590</wp:posOffset>
+                </wp:positionV>
+                <wp:extent cx="563245" cy="0"/>
+                <wp:effectExtent l="0" t="76200" r="27305" b="95250"/>
+                <wp:wrapNone/>
+                <wp:docPr id="20" name="Straight Arrow Connector 17"/>
+                <wp:cNvGraphicFramePr/>
+                <a:graphic xmlns:a="http://schemas.openxmlformats.org/drawingml/2006/main">
+                  <a:graphicData uri="http://schemas.microsoft.com/office/word/2010/wordprocessingShape">
+                    <wps:wsp>
+                      <wps:cNvCnPr/>
+                      <wps:spPr>
+                        <a:xfrm>
+                          <a:off x="0" y="0"/>
+                          <a:ext cx="563245" cy="0"/>
+                        </a:xfrm>
+                        <a:prstGeom prst="straightConnector1">
+                          <a:avLst/>
+                        </a:prstGeom>
+                        <a:ln>
+                          <a:solidFill>
+                            <a:schemeClr val="tx1"/>
+                          </a:solidFill>
+                          <a:tailEnd type="triangle"/>
+                        </a:ln>
+                      </wps:spPr>
+                      <wps:style>
+                        <a:lnRef idx="1">
+                          <a:schemeClr val="accent1"/>
+                        </a:lnRef>
+                        <a:fillRef idx="0">
+                          <a:schemeClr val="accent1"/>
+                        </a:fillRef>
+                        <a:effectRef idx="0">
+                          <a:schemeClr val="accent1"/>
+                        </a:effectRef>
+                        <a:fontRef idx="minor">
+                          <a:schemeClr val="tx1"/>
+                        </a:fontRef>
+                      </wps:style>
+                      <wps:bodyPr/>
+                    </wps:wsp>
+                  </a:graphicData>
+                </a:graphic>
+              </wp:anchor>
+            </w:drawing>
+          </mc:Choice>
+          <mc:Fallback>
+            <w:pict>
+              <v:shape w14:anchorId="4F993148" id="Straight Arrow Connector 17" o:spid="_x0000_s1026" type="#_x0000_t32" style="position:absolute;margin-left:192.8pt;margin-top:1.7pt;width:44.35pt;height:0;z-index:251722752;visibility:visible;mso-wrap-style:square;mso-wrap-distance-left:9pt;mso-wrap-distance-top:0;mso-wrap-distance-right:9pt;mso-wrap-distance-bottom:0;mso-position-horizontal:absolute;mso-position-horizontal-relative:text;mso-position-vertical:absolute;mso-position-vertical-relative:text" o:gfxdata="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" strokecolor="black [3213]" strokeweight=".5pt">
+                <v:stroke endarrow="block" joinstyle="miter"/>
+              </v:shape>
+            </w:pict>
+          </mc:Fallback>
+        </mc:AlternateContent>
+      </w:r>
+    </w:p>
+    <w:p>
+      <w:pPr>
+        <w:spacing w:after="0" w:line="240" w:lineRule="auto"/>
+      </w:pPr>
+    </w:p>
+    <w:p>
+      <w:pPr>
+        <w:spacing w:after="0" w:line="240" w:lineRule="auto"/>
+      </w:pPr>
+      <w:r>
+        <w:rPr>
+          <w:noProof/>
+        </w:rPr>
+        <mc:AlternateContent>
+          <mc:Choice Requires="wps">
+            <w:drawing>
+              <wp:anchor distT="0" distB="0" distL="114300" distR="114300" simplePos="0" relativeHeight="251720704" behindDoc="0" locked="0" layoutInCell="1" allowOverlap="1" wp14:anchorId="7F3A4D18" wp14:editId="5F0E83B4">
+                <wp:simplePos x="0" y="0"/>
+                <wp:positionH relativeFrom="column">
+                  <wp:posOffset>1373505</wp:posOffset>
+                </wp:positionH>
+                <wp:positionV relativeFrom="paragraph">
+                  <wp:posOffset>25069</wp:posOffset>
+                </wp:positionV>
+                <wp:extent cx="0" cy="281305"/>
+                <wp:effectExtent l="76200" t="0" r="57150" b="61595"/>
+                <wp:wrapNone/>
+                <wp:docPr id="18" name="Straight Arrow Connector 36"/>
+                <wp:cNvGraphicFramePr/>
+                <a:graphic xmlns:a="http://schemas.openxmlformats.org/drawingml/2006/main">
+                  <a:graphicData uri="http://schemas.microsoft.com/office/word/2010/wordprocessingShape">
+                    <wps:wsp>
+                      <wps:cNvCnPr/>
+                      <wps:spPr>
+                        <a:xfrm>
+                          <a:off x="0" y="0"/>
+                          <a:ext cx="0" cy="281305"/>
+                        </a:xfrm>
+                        <a:prstGeom prst="straightConnector1">
+                          <a:avLst/>
+                        </a:prstGeom>
+                        <a:ln>
+                          <a:solidFill>
+                            <a:schemeClr val="tx1"/>
+                          </a:solidFill>
+                          <a:tailEnd type="triangle"/>
+                        </a:ln>
+                      </wps:spPr>
+                      <wps:style>
+                        <a:lnRef idx="1">
+                          <a:schemeClr val="accent1"/>
+                        </a:lnRef>
+                        <a:fillRef idx="0">
+                          <a:schemeClr val="accent1"/>
+                        </a:fillRef>
+                        <a:effectRef idx="0">
+                          <a:schemeClr val="accent1"/>
+                        </a:effectRef>
+                        <a:fontRef idx="minor">
+                          <a:schemeClr val="tx1"/>
+                        </a:fontRef>
+                      </wps:style>
+                      <wps:bodyPr/>
+                    </wps:wsp>
+                  </a:graphicData>
+                </a:graphic>
+              </wp:anchor>
+            </w:drawing>
+          </mc:Choice>
+          <mc:Fallback>
+            <w:pict>
+              <v:shape w14:anchorId="09416B4F" id="Straight Arrow Connector 36" o:spid="_x0000_s1026" type="#_x0000_t32" style="position:absolute;margin-left:108.15pt;margin-top:1.95pt;width:0;height:22.15pt;z-index:251720704;visibility:visible;mso-wrap-style:square;mso-wrap-distance-left:9pt;mso-wrap-distance-top:0;mso-wrap-distance-right:9pt;mso-wrap-distance-bottom:0;mso-position-horizontal:absolute;mso-position-horizontal-relative:text;mso-position-vertical:absolute;mso-position-vertical-relative:text" o:gfxdata="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" strokecolor="black [3213]" strokeweight=".5pt">
+                <v:stroke endarrow="block" joinstyle="miter"/>
+              </v:shape>
+            </w:pict>
+          </mc:Fallback>
+        </mc:AlternateContent>
+      </w:r>
+    </w:p>
+    <w:p>
+      <w:pPr>
+        <w:pStyle w:val="Kommentartext"/>
+      </w:pPr>
+      <w:r>
+        <w:rPr>
+          <w:noProof/>
+        </w:rPr>
+        <mc:AlternateContent>
+          <mc:Choice Requires="wps">
+            <w:drawing>
+              <wp:anchor distT="0" distB="0" distL="114300" distR="114300" simplePos="0" relativeHeight="251718656" behindDoc="0" locked="0" layoutInCell="1" allowOverlap="1" wp14:anchorId="5E2F45D4" wp14:editId="4FA03621">
+                <wp:simplePos x="0" y="0"/>
+                <wp:positionH relativeFrom="column">
+                  <wp:posOffset>545465</wp:posOffset>
+                </wp:positionH>
+                <wp:positionV relativeFrom="paragraph">
+                  <wp:posOffset>127483</wp:posOffset>
+                </wp:positionV>
+                <wp:extent cx="1887220" cy="723900"/>
+                <wp:effectExtent l="0" t="0" r="17780" b="19050"/>
+                <wp:wrapNone/>
+                <wp:docPr id="12" name="Rectangle 13"/>
+                <wp:cNvGraphicFramePr/>
+                <a:graphic xmlns:a="http://schemas.openxmlformats.org/drawingml/2006/main">
+                  <a:graphicData uri="http://schemas.microsoft.com/office/word/2010/wordprocessingShape">
+                    <wps:wsp>
+                      <wps:cNvSpPr/>
+                      <wps:spPr>
+                        <a:xfrm>
+                          <a:off x="0" y="0"/>
+                          <a:ext cx="1887220" cy="723900"/>
+                        </a:xfrm>
+                        <a:prstGeom prst="rect">
+                          <a:avLst/>
+                        </a:prstGeom>
+                        <a:noFill/>
+                        <a:ln>
+                          <a:solidFill>
+                            <a:schemeClr val="tx1"/>
+                          </a:solidFill>
+                        </a:ln>
+                      </wps:spPr>
+                      <wps:style>
+                        <a:lnRef idx="2">
+                          <a:schemeClr val="accent1">
+                            <a:shade val="50000"/>
+                          </a:schemeClr>
+                        </a:lnRef>
+                        <a:fillRef idx="1">
+                          <a:schemeClr val="accent1"/>
+                        </a:fillRef>
+                        <a:effectRef idx="0">
+                          <a:schemeClr val="accent1"/>
+                        </a:effectRef>
+                        <a:fontRef idx="minor">
+                          <a:schemeClr val="lt1"/>
+                        </a:fontRef>
+                      </wps:style>
+                      <wps:txbx>
+                        <w:txbxContent>
+                          <w:p>
+                            <w:pPr>
+                              <w:spacing w:after="0" w:line="240" w:lineRule="auto"/>
+                              <w:rPr>
+                                <w:rFonts w:ascii="Arial" w:hAnsi="Arial" w:cs="Arial"/>
+                                <w:color w:val="000000" w:themeColor="text1"/>
+                                <w:sz w:val="18"/>
+                                <w:szCs w:val="20"/>
+                              </w:rPr>
+                            </w:pPr>
+                            <w:r>
+                              <w:rPr>
+                                <w:rFonts w:ascii="Arial" w:hAnsi="Arial" w:cs="Arial"/>
+                                <w:color w:val="000000" w:themeColor="text1"/>
+                                <w:sz w:val="18"/>
+                                <w:szCs w:val="20"/>
+                              </w:rPr>
+                              <w:t>Studies included in review</w:t>
+                            </w:r>
+                          </w:p>
+                          <w:p>
+                            <w:pPr>
+                              <w:spacing w:after="0" w:line="240" w:lineRule="auto"/>
+                              <w:rPr>
+                                <w:rFonts w:ascii="Arial" w:hAnsi="Arial" w:cs="Arial"/>
+                                <w:color w:val="000000" w:themeColor="text1"/>
+                                <w:sz w:val="18"/>
+                                <w:szCs w:val="20"/>
+                              </w:rPr>
+                            </w:pPr>
+                            <w:r>
+                              <w:rPr>
+                                <w:rFonts w:ascii="Arial" w:hAnsi="Arial" w:cs="Arial"/>
+                                <w:color w:val="000000" w:themeColor="text1"/>
+                                <w:sz w:val="18"/>
+                                <w:szCs w:val="20"/>
+                              </w:rPr>
+                              <w:t>(n = 10</w:t>
+                            </w:r>
+                            <w:r>
+                              <w:rPr>
+                                <w:rFonts w:ascii="Arial" w:hAnsi="Arial" w:cs="Arial"/>
+                                <w:color w:val="000000" w:themeColor="text1"/>
+                                <w:sz w:val="18"/>
+                                <w:szCs w:val="20"/>
+                              </w:rPr>
+                              <w:t>1</w:t>
+                            </w:r>
+                            <w:r>
+                              <w:rPr>
+                                <w:rFonts w:ascii="Arial" w:hAnsi="Arial" w:cs="Arial"/>
+                                <w:color w:val="000000" w:themeColor="text1"/>
+                                <w:sz w:val="18"/>
+                                <w:szCs w:val="20"/>
+                              </w:rPr>
+                              <w:t>)</w:t>
+                            </w:r>
+                          </w:p>
+                        </w:txbxContent>
+                      </wps:txbx>
+                      <wps:bodyPr rot="0" spcFirstLastPara="0" vertOverflow="overflow" horzOverflow="overflow" vert="horz" wrap="square" lIns="91440" tIns="45720" rIns="91440" bIns="45720" numCol="1" spcCol="0" rtlCol="0" fromWordArt="0" anchor="ctr" anchorCtr="0" forceAA="0" compatLnSpc="1">
+                        <a:prstTxWarp prst="textNoShape">
+                          <a:avLst/>
+                        </a:prstTxWarp>
+                        <a:noAutofit/>
+                      </wps:bodyPr>
+                    </wps:wsp>
+                  </a:graphicData>
+                </a:graphic>
+                <wp14:sizeRelH relativeFrom="margin">
+                  <wp14:pctWidth>0</wp14:pctWidth>
+                </wp14:sizeRelH>
+                <wp14:sizeRelV relativeFrom="margin">
+                  <wp14:pctHeight>0</wp14:pctHeight>
+                </wp14:sizeRelV>
+              </wp:anchor>
+            </w:drawing>
+          </mc:Choice>
+          <mc:Fallback>
+            <w:pict>
+              <v:rect w14:anchorId="5E2F45D4" id="_x0000_s1040" style="position:absolute;margin-left:42.95pt;margin-top:10.05pt;width:148.6pt;height:57pt;z-index:251718656;visibility:visible;mso-wrap-style:square;mso-width-percent:0;mso-height-percent:0;mso-wrap-distance-left:9pt;mso-wrap-distance-top:0;mso-wrap-distance-right:9pt;mso-wrap-distance-bottom:0;mso-position-horizontal:absolute;mso-position-horizontal-relative:text;mso-position-vertical:absolute;mso-position-vertical-relative:text;mso-width-percent:0;mso-height-percent:0;mso-width-relative:margin;mso-height-relative:margin;v-text-anchor:middle" o:gfxdata="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" filled="f" strokecolor="black [3213]" strokeweight="1pt">
+                <v:textbox>
+                  <w:txbxContent>
+                    <w:p>
+                      <w:pPr>
+                        <w:spacing w:after="0" w:line="240" w:lineRule="auto"/>
+                        <w:rPr>
+                          <w:rFonts w:ascii="Arial" w:hAnsi="Arial" w:cs="Arial"/>
+                          <w:color w:val="000000" w:themeColor="text1"/>
+                          <w:sz w:val="18"/>
+                          <w:szCs w:val="20"/>
+                        </w:rPr>
+                      </w:pPr>
+                      <w:r>
+                        <w:rPr>
+                          <w:rFonts w:ascii="Arial" w:hAnsi="Arial" w:cs="Arial"/>
+                          <w:color w:val="000000" w:themeColor="text1"/>
+                          <w:sz w:val="18"/>
+                          <w:szCs w:val="20"/>
+                        </w:rPr>
+                        <w:t>Studies included in review</w:t>
+                      </w:r>
+                    </w:p>
+                    <w:p>
+                      <w:pPr>
+                        <w:spacing w:after="0" w:line="240" w:lineRule="auto"/>
+                        <w:rPr>
+                          <w:rFonts w:ascii="Arial" w:hAnsi="Arial" w:cs="Arial"/>
+                          <w:color w:val="000000" w:themeColor="text1"/>
+                          <w:sz w:val="18"/>
+                          <w:szCs w:val="20"/>
+                        </w:rPr>
+                      </w:pPr>
+                      <w:r>
+                        <w:rPr>
+                          <w:rFonts w:ascii="Arial" w:hAnsi="Arial" w:cs="Arial"/>
+                          <w:color w:val="000000" w:themeColor="text1"/>
+                          <w:sz w:val="18"/>
+                          <w:szCs w:val="20"/>
+                        </w:rPr>
+                        <w:t>(n = 10</w:t>
+                      </w:r>
+                      <w:r>
+                        <w:rPr>
+                          <w:rFonts w:ascii="Arial" w:hAnsi="Arial" w:cs="Arial"/>
+                          <w:color w:val="000000" w:themeColor="text1"/>
+                          <w:sz w:val="18"/>
+                          <w:szCs w:val="20"/>
+                        </w:rPr>
+                        <w:t>1</w:t>
+                      </w:r>
+                      <w:r>
+                        <w:rPr>
+                          <w:rFonts w:ascii="Arial" w:hAnsi="Arial" w:cs="Arial"/>
+                          <w:color w:val="000000" w:themeColor="text1"/>
+                          <w:sz w:val="18"/>
+                          <w:szCs w:val="20"/>
+                        </w:rPr>
+                        <w:t>)</w:t>
+                      </w:r>
+                    </w:p>
+                  </w:txbxContent>
+                </v:textbox>
+              </v:rect>
+            </w:pict>
+          </mc:Fallback>
+        </mc:AlternateContent>
+      </w:r>
+    </w:p>
+    <w:p>
+      <w:pPr>
+        <w:pStyle w:val="Kommentartext"/>
+        <w:rPr>
+          <w:rFonts w:ascii="Arial" w:hAnsi="Arial" w:cs="Arial"/>
+          <w:sz w:val="18"/>
+          <w:szCs w:val="18"/>
+        </w:rPr>
+      </w:pPr>
+      <w:r>
+        <w:rPr>
+          <w:noProof/>
+        </w:rPr>
+        <mc:AlternateContent>
+          <mc:Choice Requires="wps">
+            <w:drawing>
+              <wp:anchor distT="0" distB="0" distL="114300" distR="114300" simplePos="0" relativeHeight="251716608" behindDoc="0" locked="0" layoutInCell="1" allowOverlap="1" wp14:anchorId="72AA4565" wp14:editId="6056AC05">
+                <wp:simplePos x="0" y="0"/>
+                <wp:positionH relativeFrom="column">
+                  <wp:posOffset>-135006</wp:posOffset>
+                </wp:positionH>
+                <wp:positionV relativeFrom="paragraph">
+                  <wp:posOffset>119587</wp:posOffset>
                 </wp:positionV>
                 <wp:extent cx="764223" cy="262890"/>
                 <wp:effectExtent l="2858" t="0" r="20002" b="20003"/>
                 <wp:wrapNone/>
-                <wp:docPr id="33" name="Flowchart: Alternate Process 33"/>
+                <wp:docPr id="11" name="Flowchart: Alternate Process 33"/>
                 <wp:cNvGraphicFramePr/>
                 <a:graphic xmlns:a="http://schemas.openxmlformats.org/drawingml/2006/main">
                   <a:graphicData uri="http://schemas.microsoft.com/office/word/2010/wordprocessingShape">
@@ -4493,7 +5410,7 @@
           </mc:Choice>
           <mc:Fallback>
             <w:pict>
-              <v:shape w14:anchorId="291789E9" id="Flowchart: Alternate Process 33" o:spid="_x0000_s1038" type="#_x0000_t176" style="position:absolute;margin-left:-10.5pt;margin-top:13.45pt;width:60.2pt;height:20.7pt;rotation:-90;z-index:251705344;visibility:visible;mso-wrap-style:square;mso-width-percent:0;mso-height-percent:0;mso-wrap-distance-left:9pt;mso-wrap-distance-top:0;mso-wrap-distance-right:9pt;mso-wrap-distance-bottom:0;mso-position-horizontal:absolute;mso-position-horizontal-relative:text;mso-position-vertical:absolute;mso-position-vertical-relative:text;mso-width-percent:0;mso-height-percent:0;mso-width-relative:margin;mso-height-relative:margin;v-text-anchor:middle" o:gfxdata="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" fillcolor="#9cc2e5 [1944]" strokecolor="black [3213]" strokeweight="1pt">
+              <v:shape w14:anchorId="72AA4565" id="_x0000_s1041" type="#_x0000_t176" style="position:absolute;margin-left:-10.65pt;margin-top:9.4pt;width:60.2pt;height:20.7pt;rotation:-90;z-index:251716608;visibility:visible;mso-wrap-style:square;mso-width-percent:0;mso-height-percent:0;mso-wrap-distance-left:9pt;mso-wrap-distance-top:0;mso-wrap-distance-right:9pt;mso-wrap-distance-bottom:0;mso-position-horizontal:absolute;mso-position-horizontal-relative:text;mso-position-vertical:absolute;mso-position-vertical-relative:text;mso-width-percent:0;mso-height-percent:0;mso-width-relative:margin;mso-height-relative:margin;v-text-anchor:middle" o:gfxdata="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" fillcolor="#9cc2e5 [1944]" strokecolor="black [3213]" strokeweight="1pt">
                 <v:textbox>
                   <w:txbxContent>
                     <w:p>
@@ -4526,41 +5443,6 @@
           </mc:Fallback>
         </mc:AlternateContent>
       </w:r>
-    </w:p>
-    <w:p>
-      <w:pPr>
-        <w:spacing w:after="0" w:line="240" w:lineRule="auto"/>
-      </w:pPr>
-    </w:p>
-    <w:p>
-      <w:pPr>
-        <w:spacing w:after="0" w:line="240" w:lineRule="auto"/>
-      </w:pPr>
-    </w:p>
-    <w:p>
-      <w:pPr>
-        <w:spacing w:after="0" w:line="240" w:lineRule="auto"/>
-      </w:pPr>
-    </w:p>
-    <w:p>
-      <w:pPr>
-        <w:spacing w:after="0" w:line="240" w:lineRule="auto"/>
-      </w:pPr>
-    </w:p>
-    <w:p>
-      <w:pPr>
-        <w:pStyle w:val="Kommentartext"/>
-      </w:pPr>
-    </w:p>
-    <w:p>
-      <w:pPr>
-        <w:pStyle w:val="Kommentartext"/>
-        <w:rPr>
-          <w:rFonts w:ascii="Arial" w:hAnsi="Arial" w:cs="Arial"/>
-          <w:sz w:val="18"/>
-          <w:szCs w:val="18"/>
-        </w:rPr>
-      </w:pPr>
     </w:p>
     <w:p>
       <w:pPr>
@@ -4783,7 +5665,27 @@
           <w:sz w:val="18"/>
           <w:szCs w:val="20"/>
         </w:rPr>
-        <w:t>71. doi: 10.1136/</w:t>
+        <w:t xml:space="preserve">71. </w:t>
+      </w:r>
+      <w:proofErr w:type="spellStart"/>
+      <w:r>
+        <w:rPr>
+          <w:rFonts w:ascii="Arial" w:hAnsi="Arial" w:cs="Arial"/>
+          <w:color w:val="000000" w:themeColor="text1"/>
+          <w:sz w:val="18"/>
+          <w:szCs w:val="20"/>
+        </w:rPr>
+        <w:t>doi</w:t>
+      </w:r>
+      <w:proofErr w:type="spellEnd"/>
+      <w:r>
+        <w:rPr>
+          <w:rFonts w:ascii="Arial" w:hAnsi="Arial" w:cs="Arial"/>
+          <w:color w:val="000000" w:themeColor="text1"/>
+          <w:sz w:val="18"/>
+          <w:szCs w:val="20"/>
+        </w:rPr>
+        <w:t>: 10.1136/</w:t>
       </w:r>
       <w:proofErr w:type="gramStart"/>
       <w:r>
